--- a/03_Outputs/final scripts/zh/Module 1/1.1.3-zh.docx
+++ b/03_Outputs/final scripts/zh/Module 1/1.1.3-zh.docx
@@ -9,7 +9,7 @@
     </w:p>
     <w:p>
       <w:r>
-        <w:t>在本课中，我们将探讨一个关键问题：我们如何在不伤害地球或耗尽资源的前提下，为日益增长的全球人口提供公平的能源获取？</w:t>
+        <w:t>在本课中，我们将探讨一个关键问题：我们如何在不伤害地球或耗尽资源的情况下，为日益增长的全球人口提供公平的能源获取？</w:t>
       </w:r>
     </w:p>
     <w:p>
@@ -24,12 +24,12 @@
     </w:p>
     <w:p>
       <w:r>
-        <w:t>你将了解可持续能源的诸多益处——从提高能源的可负担性和安全性，到改善公共健康，以及在全球范围内创造数百万个新工作岗位。</w:t>
+        <w:t>你将了解可持续能源的诸多益处，从提高能源的可负担性和安全性，到改善公共健康，再到创造全球数百万个新工作岗位。</w:t>
       </w:r>
     </w:p>
     <w:p>
       <w:r>
-        <w:t>准备好探索可持续能源如何塑造我们星球和社会的未来吧。</w:t>
+        <w:t>探索可持续能源如何塑造我们星球和社会的未来。</w:t>
       </w:r>
     </w:p>
     <w:p>
